--- a/files/pro/travaux/cdc-social.docx
+++ b/files/pro/travaux/cdc-social.docx
@@ -212,7 +212,7 @@
             </w:pPr>
             <w:sdt>
               <w:sdtPr>
-                <w:id w:val="-1240307176"/>
+                <w:id w:val="896709426"/>
                 <w:tag w:val="goog_rdk_0"/>
               </w:sdtPr>
               <w:sdtContent>
@@ -223,7 +223,7 @@
                     <w:szCs w:val="18"/>
                     <w:rtl w:val="0"/>
                   </w:rPr>
-                  <w:t xml:space="preserve">26 logements sociaux T2 → T4 + 13 abordable </w:t>
+                  <w:t xml:space="preserve">24 logements sociaux T2 → T4 + 13 abordable </w:t>
                 </w:r>
               </w:sdtContent>
             </w:sdt>
@@ -483,7 +483,7 @@
                 <w:szCs w:val="18"/>
                 <w:rtl w:val="0"/>
               </w:rPr>
-              <w:t xml:space="preserve">4e trimestre 2028</w:t>
+              <w:t xml:space="preserve">3e trimestre 2028</w:t>
             </w:r>
             <w:r>
               <w:rPr>
@@ -511,14 +511,14 @@
           <wp:anchor allowOverlap="1" behindDoc="0" distB="114300" distT="114300" distL="114300" distR="114300" hidden="0" layoutInCell="1" locked="0" relativeHeight="0" simplePos="0">
             <wp:simplePos x="0" y="0"/>
             <wp:positionH relativeFrom="column">
-              <wp:posOffset>-69848</wp:posOffset>
+              <wp:posOffset>-1106</wp:posOffset>
             </wp:positionH>
             <wp:positionV relativeFrom="paragraph">
-              <wp:posOffset>879475</wp:posOffset>
+              <wp:posOffset>504825</wp:posOffset>
             </wp:positionV>
-            <wp:extent cx="5760410" cy="3111500"/>
+            <wp:extent cx="5760410" cy="3200400"/>
             <wp:effectExtent b="0" l="0" r="0" t="0"/>
-            <wp:wrapNone/>
+            <wp:wrapTopAndBottom distB="114300" distT="114300"/>
             <wp:docPr id="1" name="image1.png"/>
             <a:graphic>
               <a:graphicData uri="http://schemas.openxmlformats.org/drawingml/2006/picture">
@@ -537,7 +537,7 @@
                   <pic:spPr>
                     <a:xfrm>
                       <a:off x="0" y="0"/>
-                      <a:ext cx="5760410" cy="3111500"/>
+                      <a:ext cx="5760410" cy="3200400"/>
                     </a:xfrm>
                     <a:prstGeom prst="rect"/>
                     <a:ln/>
@@ -577,7 +577,23 @@
           <w:iCs w:val="0"/>
           <w:rtl w:val="0"/>
         </w:rPr>
-        <w:t xml:space="preserve">Le présent cahier des charges définit l'ensemble des prestations, matériaux et équipements applicables aux 26 logements sociaux (PLAI/PLUS/PLS) de la Résidence </w:t>
+        <w:t xml:space="preserve">Le présent cahier des charges définit l'ensemble des prestations, matériaux et équipements applicables aux 2</w:t>
+      </w:r>
+      <w:r>
+        <w:rPr>
+          <w:rtl w:val="0"/>
+        </w:rPr>
+        <w:t xml:space="preserve">4</w:t>
+      </w:r>
+      <w:r>
+        <w:rPr>
+          <w:b w:val="0"/>
+          <w:bCs w:val="0"/>
+          <w:i w:val="0"/>
+          <w:iCs w:val="0"/>
+          <w:rtl w:val="0"/>
+        </w:rPr>
+        <w:t xml:space="preserve"> logements sociaux (PLAI/PLUS/PLS) de la Résidence </w:t>
       </w:r>
       <w:r>
         <w:rPr>
@@ -1486,7 +1502,7 @@
       </w:r>
       <w:sdt>
         <w:sdtPr>
-          <w:id w:val="-1187299342"/>
+          <w:id w:val="-1157470325"/>
           <w:tag w:val="goog_rdk_1"/>
         </w:sdtPr>
         <w:sdtContent>
@@ -1566,7 +1582,7 @@
       </w:r>
       <w:sdt>
         <w:sdtPr>
-          <w:id w:val="880357769"/>
+          <w:id w:val="-1757827468"/>
           <w:tag w:val="goog_rdk_2"/>
         </w:sdtPr>
         <w:sdtContent>
@@ -1747,7 +1763,7 @@
       </w:r>
       <w:sdt>
         <w:sdtPr>
-          <w:id w:val="1401544768"/>
+          <w:id w:val="-96317771"/>
           <w:tag w:val="goog_rdk_3"/>
         </w:sdtPr>
         <w:sdtContent>
@@ -2297,7 +2313,7 @@
       </w:r>
       <w:sdt>
         <w:sdtPr>
-          <w:id w:val="-755452978"/>
+          <w:id w:val="-357602864"/>
           <w:tag w:val="goog_rdk_4"/>
         </w:sdtPr>
         <w:sdtContent>
@@ -3783,7 +3799,7 @@
             </w:pPr>
             <w:sdt>
               <w:sdtPr>
-                <w:id w:val="873077012"/>
+                <w:id w:val="-1508916787"/>
                 <w:tag w:val="goog_rdk_5"/>
               </w:sdtPr>
               <w:sdtContent>
@@ -4419,7 +4435,7 @@
             </w:pPr>
             <w:sdt>
               <w:sdtPr>
-                <w:id w:val="-1082402064"/>
+                <w:id w:val="1965539294"/>
                 <w:tag w:val="goog_rdk_6"/>
               </w:sdtPr>
               <w:sdtContent>
@@ -4859,7 +4875,7 @@
       </w:r>
       <w:sdt>
         <w:sdtPr>
-          <w:id w:val="304118116"/>
+          <w:id w:val="-1770796841"/>
           <w:tag w:val="goog_rdk_7"/>
         </w:sdtPr>
         <w:sdtContent>
@@ -4979,7 +4995,7 @@
       </w:r>
       <w:sdt>
         <w:sdtPr>
-          <w:id w:val="1923038435"/>
+          <w:id w:val="322752856"/>
           <w:tag w:val="goog_rdk_8"/>
         </w:sdtPr>
         <w:sdtContent>
@@ -5009,7 +5025,7 @@
       </w:r>
       <w:sdt>
         <w:sdtPr>
-          <w:id w:val="770239945"/>
+          <w:id w:val="1207445471"/>
           <w:tag w:val="goog_rdk_9"/>
         </w:sdtPr>
         <w:sdtContent>
@@ -5039,7 +5055,7 @@
       </w:r>
       <w:sdt>
         <w:sdtPr>
-          <w:id w:val="414335223"/>
+          <w:id w:val="947774760"/>
           <w:tag w:val="goog_rdk_10"/>
         </w:sdtPr>
         <w:sdtContent>
@@ -5161,7 +5177,7 @@
       </w:r>
       <w:sdt>
         <w:sdtPr>
-          <w:id w:val="-1500245108"/>
+          <w:id w:val="917614700"/>
           <w:tag w:val="goog_rdk_11"/>
         </w:sdtPr>
         <w:sdtContent>
@@ -5459,7 +5475,7 @@
       </w:r>
       <w:sdt>
         <w:sdtPr>
-          <w:id w:val="952122031"/>
+          <w:id w:val="1630687420"/>
           <w:tag w:val="goog_rdk_12"/>
         </w:sdtPr>
         <w:sdtContent>
@@ -5556,7 +5572,7 @@
       </w:r>
       <w:sdt>
         <w:sdtPr>
-          <w:id w:val="-1447305621"/>
+          <w:id w:val="-1011534904"/>
           <w:tag w:val="goog_rdk_13"/>
         </w:sdtPr>
         <w:sdtContent>
@@ -5698,7 +5714,7 @@
       </w:r>
       <w:sdt>
         <w:sdtPr>
-          <w:id w:val="-633290237"/>
+          <w:id w:val="744715937"/>
           <w:tag w:val="goog_rdk_14"/>
         </w:sdtPr>
         <w:sdtContent>
@@ -5762,7 +5778,7 @@
       </w:r>
       <w:sdt>
         <w:sdtPr>
-          <w:id w:val="-1247120334"/>
+          <w:id w:val="1588745775"/>
           <w:tag w:val="goog_rdk_15"/>
         </w:sdtPr>
         <w:sdtContent>
